--- a/downloads/promo-kit/captions-30-posts.docx
+++ b/downloads/promo-kit/captions-30-posts.docx
@@ -1612,7 +1612,7 @@
         <w:t xml:space="preserve"> </w:t>
       </w:r>
       <w:r>
-        <w:t xml:space="preserve">See the Jarvis in action (90s walkthrough) → /professionals</w:t>
+        <w:t xml:space="preserve">See the Jarvis in action (42s walkthrough) → /professionals</w:t>
       </w:r>
       <w:r>
         <w:t xml:space="preserve"> </w:t>
